--- a/Documents/Notes for dissertation.docx
+++ b/Documents/Notes for dissertation.docx
@@ -12,6 +12,453 @@
         <w:rPr>
           <w:lang w:val="en-US"/>
         </w:rPr>
+        <w:t>Introduction:</w:t>
+      </w:r>
+    </w:p>
+    <w:p>
+      <w:pPr>
+        <w:pStyle w:val="ListParagraph"/>
+        <w:numPr>
+          <w:ilvl w:val="0"/>
+          <w:numId w:val="2"/>
+        </w:numPr>
+        <w:rPr>
+          <w:lang w:val="en-US"/>
+        </w:rPr>
+      </w:pPr>
+      <w:r>
+        <w:rPr>
+          <w:lang w:val="en-US"/>
+        </w:rPr>
+        <w:t>Brief overview of use of procedural content generation in games in couple of paragraphs</w:t>
+      </w:r>
+    </w:p>
+    <w:p>
+      <w:pPr>
+        <w:pStyle w:val="ListParagraph"/>
+        <w:numPr>
+          <w:ilvl w:val="1"/>
+          <w:numId w:val="2"/>
+        </w:numPr>
+        <w:rPr>
+          <w:lang w:val="en-US"/>
+        </w:rPr>
+      </w:pPr>
+      <w:r>
+        <w:rPr>
+          <w:lang w:val="en-US"/>
+        </w:rPr>
+        <w:t>Gradually zoom into the area of research</w:t>
+      </w:r>
+    </w:p>
+    <w:p>
+      <w:pPr>
+        <w:pStyle w:val="ListParagraph"/>
+        <w:numPr>
+          <w:ilvl w:val="1"/>
+          <w:numId w:val="2"/>
+        </w:numPr>
+        <w:rPr>
+          <w:lang w:val="en-US"/>
+        </w:rPr>
+      </w:pPr>
+      <w:r>
+        <w:rPr>
+          <w:lang w:val="en-US"/>
+        </w:rPr>
+        <w:t>This is setting the scene</w:t>
+      </w:r>
+    </w:p>
+    <w:p>
+      <w:pPr>
+        <w:pStyle w:val="ListParagraph"/>
+        <w:numPr>
+          <w:ilvl w:val="0"/>
+          <w:numId w:val="2"/>
+        </w:numPr>
+        <w:rPr>
+          <w:lang w:val="en-US"/>
+        </w:rPr>
+      </w:pPr>
+      <w:r>
+        <w:rPr>
+          <w:lang w:val="en-US"/>
+        </w:rPr>
+        <w:t>Background of PCG and purpose of investigation</w:t>
+      </w:r>
+    </w:p>
+    <w:p>
+      <w:pPr>
+        <w:pStyle w:val="ListParagraph"/>
+        <w:numPr>
+          <w:ilvl w:val="0"/>
+          <w:numId w:val="2"/>
+        </w:numPr>
+        <w:rPr>
+          <w:lang w:val="en-US"/>
+        </w:rPr>
+      </w:pPr>
+      <w:r>
+        <w:rPr>
+          <w:lang w:val="en-US"/>
+        </w:rPr>
+        <w:t>Include project aims/research question</w:t>
+      </w:r>
+    </w:p>
+    <w:p>
+      <w:pPr>
+        <w:pStyle w:val="ListParagraph"/>
+        <w:numPr>
+          <w:ilvl w:val="0"/>
+          <w:numId w:val="2"/>
+        </w:numPr>
+        <w:rPr>
+          <w:lang w:val="en-US"/>
+        </w:rPr>
+      </w:pPr>
+      <w:r>
+        <w:rPr>
+          <w:lang w:val="en-US"/>
+        </w:rPr>
+        <w:t>Be more focused than proposal (look up what that means?)</w:t>
+      </w:r>
+    </w:p>
+    <w:p>
+      <w:pPr>
+        <w:pStyle w:val="ListParagraph"/>
+        <w:numPr>
+          <w:ilvl w:val="0"/>
+          <w:numId w:val="2"/>
+        </w:numPr>
+        <w:rPr>
+          <w:lang w:val="en-US"/>
+        </w:rPr>
+      </w:pPr>
+      <w:r>
+        <w:rPr>
+          <w:lang w:val="en-US"/>
+        </w:rPr>
+        <w:t>End this with overview of the rest of chapters</w:t>
+      </w:r>
+    </w:p>
+    <w:p>
+      <w:pPr>
+        <w:rPr>
+          <w:lang w:val="en-US"/>
+        </w:rPr>
+      </w:pPr>
+    </w:p>
+    <w:p>
+      <w:pPr>
+        <w:rPr>
+          <w:lang w:val="en-US"/>
+        </w:rPr>
+      </w:pPr>
+      <w:r>
+        <w:rPr>
+          <w:lang w:val="en-US"/>
+        </w:rPr>
+        <w:t>Methodology:</w:t>
+      </w:r>
+    </w:p>
+    <w:p>
+      <w:pPr>
+        <w:pStyle w:val="ListParagraph"/>
+        <w:numPr>
+          <w:ilvl w:val="0"/>
+          <w:numId w:val="2"/>
+        </w:numPr>
+        <w:rPr>
+          <w:lang w:val="en-US"/>
+        </w:rPr>
+      </w:pPr>
+      <w:r>
+        <w:rPr>
+          <w:lang w:val="en-US"/>
+        </w:rPr>
+        <w:t>Pilot Test</w:t>
+      </w:r>
+    </w:p>
+    <w:p>
+      <w:pPr>
+        <w:pStyle w:val="ListParagraph"/>
+        <w:numPr>
+          <w:ilvl w:val="1"/>
+          <w:numId w:val="2"/>
+        </w:numPr>
+        <w:rPr>
+          <w:lang w:val="en-US"/>
+        </w:rPr>
+      </w:pPr>
+      <w:r>
+        <w:rPr>
+          <w:lang w:val="en-US"/>
+        </w:rPr>
+        <w:t>What did you fix?</w:t>
+      </w:r>
+    </w:p>
+    <w:p>
+      <w:pPr>
+        <w:pStyle w:val="ListParagraph"/>
+        <w:numPr>
+          <w:ilvl w:val="2"/>
+          <w:numId w:val="2"/>
+        </w:numPr>
+        <w:rPr>
+          <w:lang w:val="en-US"/>
+        </w:rPr>
+      </w:pPr>
+      <w:r>
+        <w:rPr>
+          <w:lang w:val="en-US"/>
+        </w:rPr>
+        <w:t>Difficulty</w:t>
+      </w:r>
+    </w:p>
+    <w:p>
+      <w:pPr>
+        <w:pStyle w:val="ListParagraph"/>
+        <w:numPr>
+          <w:ilvl w:val="3"/>
+          <w:numId w:val="2"/>
+        </w:numPr>
+        <w:rPr>
+          <w:lang w:val="en-US"/>
+        </w:rPr>
+      </w:pPr>
+      <w:r>
+        <w:rPr>
+          <w:lang w:val="en-US"/>
+        </w:rPr>
+        <w:t>Allowed the level’s attributes to be adjusted to how the user wants it</w:t>
+      </w:r>
+    </w:p>
+    <w:p>
+      <w:pPr>
+        <w:pStyle w:val="ListParagraph"/>
+        <w:numPr>
+          <w:ilvl w:val="2"/>
+          <w:numId w:val="2"/>
+        </w:numPr>
+        <w:rPr>
+          <w:lang w:val="en-US"/>
+        </w:rPr>
+      </w:pPr>
+      <w:r>
+        <w:rPr>
+          <w:lang w:val="en-US"/>
+        </w:rPr>
+        <w:t>Movement</w:t>
+      </w:r>
+    </w:p>
+    <w:p>
+      <w:pPr>
+        <w:pStyle w:val="ListParagraph"/>
+        <w:numPr>
+          <w:ilvl w:val="3"/>
+          <w:numId w:val="2"/>
+        </w:numPr>
+        <w:rPr>
+          <w:lang w:val="en-US"/>
+        </w:rPr>
+      </w:pPr>
+      <w:r>
+        <w:rPr>
+          <w:lang w:val="en-US"/>
+        </w:rPr>
+        <w:t>Made it less slippery by using a high acceleration so speed felt constant and movement felt tight</w:t>
+      </w:r>
+    </w:p>
+    <w:p>
+      <w:pPr>
+        <w:pStyle w:val="ListParagraph"/>
+        <w:numPr>
+          <w:ilvl w:val="2"/>
+          <w:numId w:val="2"/>
+        </w:numPr>
+        <w:rPr>
+          <w:lang w:val="en-US"/>
+        </w:rPr>
+      </w:pPr>
+      <w:r>
+        <w:rPr>
+          <w:lang w:val="en-US"/>
+        </w:rPr>
+        <w:t>Spawns</w:t>
+      </w:r>
+    </w:p>
+    <w:p>
+      <w:pPr>
+        <w:pStyle w:val="ListParagraph"/>
+        <w:numPr>
+          <w:ilvl w:val="3"/>
+          <w:numId w:val="2"/>
+        </w:numPr>
+        <w:rPr>
+          <w:lang w:val="en-US"/>
+        </w:rPr>
+      </w:pPr>
+      <w:r>
+        <w:rPr>
+          <w:lang w:val="en-US"/>
+        </w:rPr>
+        <w:t>Fixed dead end spawns</w:t>
+      </w:r>
+    </w:p>
+    <w:p>
+      <w:pPr>
+        <w:pStyle w:val="ListParagraph"/>
+        <w:numPr>
+          <w:ilvl w:val="2"/>
+          <w:numId w:val="2"/>
+        </w:numPr>
+        <w:rPr>
+          <w:lang w:val="en-US"/>
+        </w:rPr>
+      </w:pPr>
+      <w:r>
+        <w:rPr>
+          <w:lang w:val="en-US"/>
+        </w:rPr>
+        <w:t>Double Jump</w:t>
+      </w:r>
+    </w:p>
+    <w:p>
+      <w:pPr>
+        <w:pStyle w:val="ListParagraph"/>
+        <w:numPr>
+          <w:ilvl w:val="3"/>
+          <w:numId w:val="2"/>
+        </w:numPr>
+        <w:rPr>
+          <w:lang w:val="en-US"/>
+        </w:rPr>
+      </w:pPr>
+      <w:r>
+        <w:rPr>
+          <w:lang w:val="en-US"/>
+        </w:rPr>
+        <w:t>Double jump would only work initially if you quickly hit it after doing a regular jump, this got fixed so it would do a double jump properly as long as you are still in the air</w:t>
+      </w:r>
+    </w:p>
+    <w:p>
+      <w:pPr>
+        <w:pStyle w:val="ListParagraph"/>
+        <w:numPr>
+          <w:ilvl w:val="2"/>
+          <w:numId w:val="2"/>
+        </w:numPr>
+        <w:rPr>
+          <w:lang w:val="en-US"/>
+        </w:rPr>
+      </w:pPr>
+      <w:r>
+        <w:rPr>
+          <w:lang w:val="en-US"/>
+        </w:rPr>
+        <w:t>Score loss when dying felt harsh</w:t>
+      </w:r>
+    </w:p>
+    <w:p>
+      <w:pPr>
+        <w:pStyle w:val="ListParagraph"/>
+        <w:numPr>
+          <w:ilvl w:val="3"/>
+          <w:numId w:val="2"/>
+        </w:numPr>
+        <w:rPr>
+          <w:lang w:val="en-US"/>
+        </w:rPr>
+      </w:pPr>
+      <w:r>
+        <w:rPr>
+          <w:lang w:val="en-US"/>
+        </w:rPr>
+        <w:t>Reduced penalty for dying from 5000 to 3000</w:t>
+      </w:r>
+    </w:p>
+    <w:p>
+      <w:pPr>
+        <w:pStyle w:val="ListParagraph"/>
+        <w:numPr>
+          <w:ilvl w:val="2"/>
+          <w:numId w:val="2"/>
+        </w:numPr>
+        <w:rPr>
+          <w:lang w:val="en-US"/>
+        </w:rPr>
+      </w:pPr>
+      <w:r>
+        <w:rPr>
+          <w:lang w:val="en-US"/>
+        </w:rPr>
+        <w:t>Bug fixes</w:t>
+      </w:r>
+    </w:p>
+    <w:p>
+      <w:pPr>
+        <w:pStyle w:val="ListParagraph"/>
+        <w:numPr>
+          <w:ilvl w:val="3"/>
+          <w:numId w:val="2"/>
+        </w:numPr>
+        <w:rPr>
+          <w:lang w:val="en-US"/>
+        </w:rPr>
+      </w:pPr>
+      <w:r>
+        <w:rPr>
+          <w:lang w:val="en-US"/>
+        </w:rPr>
+        <w:t>Coins from previous section would respawn when hitting a checkpoint, this has been fixed</w:t>
+      </w:r>
+    </w:p>
+    <w:p>
+      <w:pPr>
+        <w:pStyle w:val="ListParagraph"/>
+        <w:numPr>
+          <w:ilvl w:val="2"/>
+          <w:numId w:val="2"/>
+        </w:numPr>
+        <w:rPr>
+          <w:lang w:val="en-US"/>
+        </w:rPr>
+      </w:pPr>
+      <w:r>
+        <w:rPr>
+          <w:lang w:val="en-US"/>
+        </w:rPr>
+        <w:t>Platforms inside one another would happen</w:t>
+      </w:r>
+    </w:p>
+    <w:p>
+      <w:pPr>
+        <w:pStyle w:val="ListParagraph"/>
+        <w:numPr>
+          <w:ilvl w:val="3"/>
+          <w:numId w:val="2"/>
+        </w:numPr>
+        <w:rPr>
+          <w:lang w:val="en-US"/>
+        </w:rPr>
+      </w:pPr>
+      <w:r>
+        <w:rPr>
+          <w:lang w:val="en-US"/>
+        </w:rPr>
+        <w:t>This has been fixed</w:t>
+      </w:r>
+    </w:p>
+    <w:p>
+      <w:pPr>
+        <w:rPr>
+          <w:lang w:val="en-US"/>
+        </w:rPr>
+      </w:pPr>
+      <w:r>
+        <w:rPr>
+          <w:lang w:val="en-US"/>
+        </w:rPr>
         <w:t>Player:</w:t>
       </w:r>
     </w:p>
@@ -126,6 +573,7 @@
         <w:rPr>
           <w:lang w:val="en-US"/>
         </w:rPr>
+        <w:lastRenderedPageBreak/>
         <w:t>The player loses 3000 points as a penalty for dying</w:t>
       </w:r>
     </w:p>
@@ -593,7 +1041,6 @@
         <w:rPr>
           <w:lang w:val="en-US"/>
         </w:rPr>
-        <w:lastRenderedPageBreak/>
         <w:t>Level Attributes Modifier</w:t>
       </w:r>
     </w:p>
@@ -848,21 +1295,7 @@
         <w:rPr>
           <w:lang w:val="en-US"/>
         </w:rPr>
-        <w:t xml:space="preserve">Each user submitted three </w:t>
-      </w:r>
-      <w:proofErr w:type="spellStart"/>
-      <w:r>
-        <w:rPr>
-          <w:lang w:val="en-US"/>
-        </w:rPr>
-        <w:t>json</w:t>
-      </w:r>
-      <w:proofErr w:type="spellEnd"/>
-      <w:r>
-        <w:rPr>
-          <w:lang w:val="en-US"/>
-        </w:rPr>
-        <w:t xml:space="preserve"> files</w:t>
+        <w:t>Each user submitted three json files</w:t>
       </w:r>
     </w:p>
     <w:p>
@@ -1018,115 +1451,115 @@
         <w:rPr>
           <w:lang w:val="en-US"/>
         </w:rPr>
+        <w:t>Difficulty Presets</w:t>
+      </w:r>
+    </w:p>
+    <w:p>
+      <w:pPr>
+        <w:pStyle w:val="ListParagraph"/>
+        <w:numPr>
+          <w:ilvl w:val="0"/>
+          <w:numId w:val="1"/>
+        </w:numPr>
+        <w:rPr>
+          <w:lang w:val="en-US"/>
+        </w:rPr>
+      </w:pPr>
+      <w:r>
+        <w:rPr>
+          <w:lang w:val="en-US"/>
+        </w:rPr>
+        <w:t>Enemy AI</w:t>
+      </w:r>
+    </w:p>
+    <w:p>
+      <w:pPr>
+        <w:pStyle w:val="ListParagraph"/>
+        <w:numPr>
+          <w:ilvl w:val="0"/>
+          <w:numId w:val="1"/>
+        </w:numPr>
+        <w:rPr>
+          <w:lang w:val="en-US"/>
+        </w:rPr>
+      </w:pPr>
+      <w:r>
+        <w:rPr>
+          <w:lang w:val="en-US"/>
+        </w:rPr>
+        <w:t>More platform types</w:t>
+      </w:r>
+    </w:p>
+    <w:p>
+      <w:pPr>
+        <w:pStyle w:val="ListParagraph"/>
+        <w:numPr>
+          <w:ilvl w:val="0"/>
+          <w:numId w:val="1"/>
+        </w:numPr>
+        <w:rPr>
+          <w:lang w:val="en-US"/>
+        </w:rPr>
+      </w:pPr>
+      <w:r>
+        <w:rPr>
+          <w:lang w:val="en-US"/>
+        </w:rPr>
+        <w:t>More obstacles</w:t>
+      </w:r>
+    </w:p>
+    <w:p>
+      <w:pPr>
+        <w:pStyle w:val="ListParagraph"/>
+        <w:numPr>
+          <w:ilvl w:val="0"/>
+          <w:numId w:val="1"/>
+        </w:numPr>
+        <w:rPr>
+          <w:lang w:val="en-US"/>
+        </w:rPr>
+      </w:pPr>
+      <w:r>
+        <w:rPr>
+          <w:lang w:val="en-US"/>
+        </w:rPr>
+        <w:t>Select attributes for each section rather than entire level</w:t>
+      </w:r>
+    </w:p>
+    <w:p>
+      <w:pPr>
+        <w:pStyle w:val="ListParagraph"/>
+        <w:numPr>
+          <w:ilvl w:val="0"/>
+          <w:numId w:val="1"/>
+        </w:numPr>
+        <w:rPr>
+          <w:lang w:val="en-US"/>
+        </w:rPr>
+      </w:pPr>
+      <w:r>
+        <w:rPr>
+          <w:lang w:val="en-US"/>
+        </w:rPr>
+        <w:t>Controller Support</w:t>
+      </w:r>
+    </w:p>
+    <w:p>
+      <w:pPr>
+        <w:pStyle w:val="ListParagraph"/>
+        <w:numPr>
+          <w:ilvl w:val="0"/>
+          <w:numId w:val="1"/>
+        </w:numPr>
+        <w:rPr>
+          <w:lang w:val="en-US"/>
+        </w:rPr>
+      </w:pPr>
+      <w:r>
+        <w:rPr>
+          <w:lang w:val="en-US"/>
+        </w:rPr>
         <w:lastRenderedPageBreak/>
-        <w:t>Difficulty Presets</w:t>
-      </w:r>
-    </w:p>
-    <w:p>
-      <w:pPr>
-        <w:pStyle w:val="ListParagraph"/>
-        <w:numPr>
-          <w:ilvl w:val="0"/>
-          <w:numId w:val="1"/>
-        </w:numPr>
-        <w:rPr>
-          <w:lang w:val="en-US"/>
-        </w:rPr>
-      </w:pPr>
-      <w:r>
-        <w:rPr>
-          <w:lang w:val="en-US"/>
-        </w:rPr>
-        <w:t>Enemy AI</w:t>
-      </w:r>
-    </w:p>
-    <w:p>
-      <w:pPr>
-        <w:pStyle w:val="ListParagraph"/>
-        <w:numPr>
-          <w:ilvl w:val="0"/>
-          <w:numId w:val="1"/>
-        </w:numPr>
-        <w:rPr>
-          <w:lang w:val="en-US"/>
-        </w:rPr>
-      </w:pPr>
-      <w:r>
-        <w:rPr>
-          <w:lang w:val="en-US"/>
-        </w:rPr>
-        <w:t>More platform types</w:t>
-      </w:r>
-    </w:p>
-    <w:p>
-      <w:pPr>
-        <w:pStyle w:val="ListParagraph"/>
-        <w:numPr>
-          <w:ilvl w:val="0"/>
-          <w:numId w:val="1"/>
-        </w:numPr>
-        <w:rPr>
-          <w:lang w:val="en-US"/>
-        </w:rPr>
-      </w:pPr>
-      <w:r>
-        <w:rPr>
-          <w:lang w:val="en-US"/>
-        </w:rPr>
-        <w:t>More obstacles</w:t>
-      </w:r>
-    </w:p>
-    <w:p>
-      <w:pPr>
-        <w:pStyle w:val="ListParagraph"/>
-        <w:numPr>
-          <w:ilvl w:val="0"/>
-          <w:numId w:val="1"/>
-        </w:numPr>
-        <w:rPr>
-          <w:lang w:val="en-US"/>
-        </w:rPr>
-      </w:pPr>
-      <w:r>
-        <w:rPr>
-          <w:lang w:val="en-US"/>
-        </w:rPr>
-        <w:t>Select attributes for each section rather than entire level</w:t>
-      </w:r>
-    </w:p>
-    <w:p>
-      <w:pPr>
-        <w:pStyle w:val="ListParagraph"/>
-        <w:numPr>
-          <w:ilvl w:val="0"/>
-          <w:numId w:val="1"/>
-        </w:numPr>
-        <w:rPr>
-          <w:lang w:val="en-US"/>
-        </w:rPr>
-      </w:pPr>
-      <w:r>
-        <w:rPr>
-          <w:lang w:val="en-US"/>
-        </w:rPr>
-        <w:t>Controller Support</w:t>
-      </w:r>
-    </w:p>
-    <w:p>
-      <w:pPr>
-        <w:pStyle w:val="ListParagraph"/>
-        <w:numPr>
-          <w:ilvl w:val="0"/>
-          <w:numId w:val="1"/>
-        </w:numPr>
-        <w:rPr>
-          <w:lang w:val="en-US"/>
-        </w:rPr>
-      </w:pPr>
-      <w:r>
-        <w:rPr>
-          <w:lang w:val="en-US"/>
-        </w:rPr>
         <w:t>Machine Learning (maybe?)</w:t>
       </w:r>
     </w:p>
@@ -1302,8 +1735,124 @@
       </w:rPr>
     </w:lvl>
   </w:abstractNum>
+  <w:abstractNum w:abstractNumId="1" w15:restartNumberingAfterBreak="0">
+    <w:nsid w:val="7766563C"/>
+    <w:multiLevelType w:val="hybridMultilevel"/>
+    <w:tmpl w:val="28E673FC"/>
+    <w:lvl w:ilvl="0" w:tplc="9294B6D2">
+      <w:start w:val="1"/>
+      <w:numFmt w:val="bullet"/>
+      <w:lvlText w:val="-"/>
+      <w:lvlJc w:val="left"/>
+      <w:pPr>
+        <w:ind w:left="1080" w:hanging="360"/>
+      </w:pPr>
+      <w:rPr>
+        <w:rFonts w:ascii="Aptos" w:eastAsiaTheme="minorHAnsi" w:hAnsi="Aptos" w:cstheme="minorBidi" w:hint="default"/>
+      </w:rPr>
+    </w:lvl>
+    <w:lvl w:ilvl="1" w:tplc="08090003">
+      <w:start w:val="1"/>
+      <w:numFmt w:val="bullet"/>
+      <w:lvlText w:val="o"/>
+      <w:lvlJc w:val="left"/>
+      <w:pPr>
+        <w:ind w:left="1800" w:hanging="360"/>
+      </w:pPr>
+      <w:rPr>
+        <w:rFonts w:ascii="Courier New" w:hAnsi="Courier New" w:cs="Courier New" w:hint="default"/>
+      </w:rPr>
+    </w:lvl>
+    <w:lvl w:ilvl="2" w:tplc="08090005">
+      <w:start w:val="1"/>
+      <w:numFmt w:val="bullet"/>
+      <w:lvlText w:val=""/>
+      <w:lvlJc w:val="left"/>
+      <w:pPr>
+        <w:ind w:left="2520" w:hanging="360"/>
+      </w:pPr>
+      <w:rPr>
+        <w:rFonts w:ascii="Wingdings" w:hAnsi="Wingdings" w:hint="default"/>
+      </w:rPr>
+    </w:lvl>
+    <w:lvl w:ilvl="3" w:tplc="08090001">
+      <w:start w:val="1"/>
+      <w:numFmt w:val="bullet"/>
+      <w:lvlText w:val=""/>
+      <w:lvlJc w:val="left"/>
+      <w:pPr>
+        <w:ind w:left="3240" w:hanging="360"/>
+      </w:pPr>
+      <w:rPr>
+        <w:rFonts w:ascii="Symbol" w:hAnsi="Symbol" w:hint="default"/>
+      </w:rPr>
+    </w:lvl>
+    <w:lvl w:ilvl="4" w:tplc="08090003" w:tentative="1">
+      <w:start w:val="1"/>
+      <w:numFmt w:val="bullet"/>
+      <w:lvlText w:val="o"/>
+      <w:lvlJc w:val="left"/>
+      <w:pPr>
+        <w:ind w:left="3960" w:hanging="360"/>
+      </w:pPr>
+      <w:rPr>
+        <w:rFonts w:ascii="Courier New" w:hAnsi="Courier New" w:cs="Courier New" w:hint="default"/>
+      </w:rPr>
+    </w:lvl>
+    <w:lvl w:ilvl="5" w:tplc="08090005" w:tentative="1">
+      <w:start w:val="1"/>
+      <w:numFmt w:val="bullet"/>
+      <w:lvlText w:val=""/>
+      <w:lvlJc w:val="left"/>
+      <w:pPr>
+        <w:ind w:left="4680" w:hanging="360"/>
+      </w:pPr>
+      <w:rPr>
+        <w:rFonts w:ascii="Wingdings" w:hAnsi="Wingdings" w:hint="default"/>
+      </w:rPr>
+    </w:lvl>
+    <w:lvl w:ilvl="6" w:tplc="08090001" w:tentative="1">
+      <w:start w:val="1"/>
+      <w:numFmt w:val="bullet"/>
+      <w:lvlText w:val=""/>
+      <w:lvlJc w:val="left"/>
+      <w:pPr>
+        <w:ind w:left="5400" w:hanging="360"/>
+      </w:pPr>
+      <w:rPr>
+        <w:rFonts w:ascii="Symbol" w:hAnsi="Symbol" w:hint="default"/>
+      </w:rPr>
+    </w:lvl>
+    <w:lvl w:ilvl="7" w:tplc="08090003" w:tentative="1">
+      <w:start w:val="1"/>
+      <w:numFmt w:val="bullet"/>
+      <w:lvlText w:val="o"/>
+      <w:lvlJc w:val="left"/>
+      <w:pPr>
+        <w:ind w:left="6120" w:hanging="360"/>
+      </w:pPr>
+      <w:rPr>
+        <w:rFonts w:ascii="Courier New" w:hAnsi="Courier New" w:cs="Courier New" w:hint="default"/>
+      </w:rPr>
+    </w:lvl>
+    <w:lvl w:ilvl="8" w:tplc="08090005" w:tentative="1">
+      <w:start w:val="1"/>
+      <w:numFmt w:val="bullet"/>
+      <w:lvlText w:val=""/>
+      <w:lvlJc w:val="left"/>
+      <w:pPr>
+        <w:ind w:left="6840" w:hanging="360"/>
+      </w:pPr>
+      <w:rPr>
+        <w:rFonts w:ascii="Wingdings" w:hAnsi="Wingdings" w:hint="default"/>
+      </w:rPr>
+    </w:lvl>
+  </w:abstractNum>
   <w:num w:numId="1" w16cid:durableId="805395025">
     <w:abstractNumId w:val="0"/>
+  </w:num>
+  <w:num w:numId="2" w16cid:durableId="1718892078">
+    <w:abstractNumId w:val="1"/>
   </w:num>
 </w:numbering>
 </file>

--- a/Documents/Notes for dissertation.docx
+++ b/Documents/Notes for dissertation.docx
@@ -1415,6 +1415,284 @@
           <w:lang w:val="en-US"/>
         </w:rPr>
       </w:pPr>
+      <w:r>
+        <w:rPr>
+          <w:lang w:val="en-US"/>
+        </w:rPr>
+        <w:t>Discussion:</w:t>
+      </w:r>
+    </w:p>
+    <w:p>
+      <w:pPr>
+        <w:pStyle w:val="ListParagraph"/>
+        <w:numPr>
+          <w:ilvl w:val="0"/>
+          <w:numId w:val="1"/>
+        </w:numPr>
+        <w:rPr>
+          <w:lang w:val="en-US"/>
+        </w:rPr>
+      </w:pPr>
+      <w:r>
+        <w:rPr>
+          <w:lang w:val="en-US"/>
+        </w:rPr>
+        <w:t>What came up for question 7?</w:t>
+      </w:r>
+    </w:p>
+    <w:p>
+      <w:pPr>
+        <w:pStyle w:val="ListParagraph"/>
+        <w:numPr>
+          <w:ilvl w:val="1"/>
+          <w:numId w:val="1"/>
+        </w:numPr>
+        <w:rPr>
+          <w:lang w:val="en-US"/>
+        </w:rPr>
+      </w:pPr>
+      <w:r>
+        <w:rPr>
+          <w:lang w:val="en-US"/>
+        </w:rPr>
+        <w:t>Two complained about spikes</w:t>
+      </w:r>
+    </w:p>
+    <w:p>
+      <w:pPr>
+        <w:pStyle w:val="ListParagraph"/>
+        <w:numPr>
+          <w:ilvl w:val="1"/>
+          <w:numId w:val="1"/>
+        </w:numPr>
+        <w:rPr>
+          <w:lang w:val="en-US"/>
+        </w:rPr>
+      </w:pPr>
+      <w:r>
+        <w:rPr>
+          <w:lang w:val="en-US"/>
+        </w:rPr>
+        <w:t>One person explained it was difficult to play using a keyboard and mouse</w:t>
+      </w:r>
+    </w:p>
+    <w:p>
+      <w:pPr>
+        <w:pStyle w:val="ListParagraph"/>
+        <w:numPr>
+          <w:ilvl w:val="1"/>
+          <w:numId w:val="1"/>
+        </w:numPr>
+        <w:rPr>
+          <w:lang w:val="en-US"/>
+        </w:rPr>
+      </w:pPr>
+      <w:r>
+        <w:rPr>
+          <w:lang w:val="en-US"/>
+        </w:rPr>
+        <w:t>One stated that it could be more randomized when you max out each attribute, which suggests if every attribute is the same it should be randomized. However, this is actually the case based on how the algorithm works for the code. (rng is calculated by 1 + each attribute value for that topic, for example for rng for the platform size, it will 1 + each value for the size)</w:t>
+      </w:r>
+    </w:p>
+    <w:p>
+      <w:pPr>
+        <w:pStyle w:val="ListParagraph"/>
+        <w:numPr>
+          <w:ilvl w:val="1"/>
+          <w:numId w:val="1"/>
+        </w:numPr>
+        <w:rPr>
+          <w:lang w:val="en-US"/>
+        </w:rPr>
+      </w:pPr>
+      <w:r>
+        <w:rPr>
+          <w:lang w:val="en-US"/>
+        </w:rPr>
+        <w:lastRenderedPageBreak/>
+        <w:t>Three</w:t>
+      </w:r>
+      <w:r>
+        <w:rPr>
+          <w:lang w:val="en-US"/>
+        </w:rPr>
+        <w:t xml:space="preserve"> stated </w:t>
+      </w:r>
+      <w:r>
+        <w:rPr>
+          <w:lang w:val="en-US"/>
+        </w:rPr>
+        <w:t>the generation felt linear or simple or both</w:t>
+      </w:r>
+    </w:p>
+    <w:p>
+      <w:pPr>
+        <w:pStyle w:val="ListParagraph"/>
+        <w:numPr>
+          <w:ilvl w:val="2"/>
+          <w:numId w:val="1"/>
+        </w:numPr>
+        <w:rPr>
+          <w:lang w:val="en-US"/>
+        </w:rPr>
+      </w:pPr>
+      <w:r>
+        <w:rPr>
+          <w:lang w:val="en-US"/>
+        </w:rPr>
+        <w:t>Optional paths were planned but scrapped due to time constraints</w:t>
+      </w:r>
+    </w:p>
+    <w:p>
+      <w:pPr>
+        <w:pStyle w:val="ListParagraph"/>
+        <w:numPr>
+          <w:ilvl w:val="3"/>
+          <w:numId w:val="1"/>
+        </w:numPr>
+        <w:rPr>
+          <w:lang w:val="en-US"/>
+        </w:rPr>
+      </w:pPr>
+      <w:r>
+        <w:rPr>
+          <w:lang w:val="en-US"/>
+        </w:rPr>
+        <w:t>E.g. taking a more difficult path for a higher reward but a bigger risk</w:t>
+      </w:r>
+    </w:p>
+    <w:p>
+      <w:pPr>
+        <w:pStyle w:val="ListParagraph"/>
+        <w:numPr>
+          <w:ilvl w:val="4"/>
+          <w:numId w:val="1"/>
+        </w:numPr>
+        <w:rPr>
+          <w:lang w:val="en-US"/>
+        </w:rPr>
+      </w:pPr>
+      <w:r>
+        <w:rPr>
+          <w:lang w:val="en-US"/>
+        </w:rPr>
+        <w:t>Risk is that the user could lose more health or potentially die if they mess up, but if they succeed they could get a higher score than if they took the easier path</w:t>
+      </w:r>
+    </w:p>
+    <w:p>
+      <w:pPr>
+        <w:pStyle w:val="ListParagraph"/>
+        <w:numPr>
+          <w:ilvl w:val="2"/>
+          <w:numId w:val="1"/>
+        </w:numPr>
+        <w:rPr>
+          <w:lang w:val="en-US"/>
+        </w:rPr>
+      </w:pPr>
+      <w:r>
+        <w:rPr>
+          <w:lang w:val="en-US"/>
+        </w:rPr>
+        <w:t>Patterns were planned</w:t>
+      </w:r>
+    </w:p>
+    <w:p>
+      <w:pPr>
+        <w:rPr>
+          <w:lang w:val="en-US"/>
+        </w:rPr>
+      </w:pPr>
+    </w:p>
+    <w:p>
+      <w:pPr>
+        <w:pStyle w:val="ListParagraph"/>
+        <w:numPr>
+          <w:ilvl w:val="0"/>
+          <w:numId w:val="1"/>
+        </w:numPr>
+        <w:rPr>
+          <w:lang w:val="en-US"/>
+        </w:rPr>
+      </w:pPr>
+      <w:r>
+        <w:rPr>
+          <w:lang w:val="en-US"/>
+        </w:rPr>
+        <w:t>What came up for Question 10?</w:t>
+      </w:r>
+    </w:p>
+    <w:p>
+      <w:pPr>
+        <w:pStyle w:val="ListParagraph"/>
+        <w:numPr>
+          <w:ilvl w:val="1"/>
+          <w:numId w:val="1"/>
+        </w:numPr>
+        <w:rPr>
+          <w:lang w:val="en-US"/>
+        </w:rPr>
+      </w:pPr>
+      <w:r>
+        <w:rPr>
+          <w:lang w:val="en-US"/>
+        </w:rPr>
+        <w:t>Two mentioned they wanted presets for the attributes, with one mentioning a preset for difficulty</w:t>
+      </w:r>
+    </w:p>
+    <w:p>
+      <w:pPr>
+        <w:pStyle w:val="ListParagraph"/>
+        <w:numPr>
+          <w:ilvl w:val="1"/>
+          <w:numId w:val="1"/>
+        </w:numPr>
+        <w:rPr>
+          <w:lang w:val="en-US"/>
+        </w:rPr>
+      </w:pPr>
+      <w:r>
+        <w:rPr>
+          <w:lang w:val="en-US"/>
+        </w:rPr>
+        <w:t>Four mentioned they wanted to see the actual values of the sliders</w:t>
+      </w:r>
+    </w:p>
+    <w:p>
+      <w:pPr>
+        <w:pStyle w:val="ListParagraph"/>
+        <w:numPr>
+          <w:ilvl w:val="1"/>
+          <w:numId w:val="1"/>
+        </w:numPr>
+        <w:rPr>
+          <w:lang w:val="en-US"/>
+        </w:rPr>
+      </w:pPr>
+      <w:r>
+        <w:rPr>
+          <w:lang w:val="en-US"/>
+        </w:rPr>
+        <w:t>Two mentioned the lack of page numbers, one almost didn’t realise there was a page number, and another mentioned it would be helpful with understanding. This could mean however that some of the participants may not have realized there is a second page. (Check results for this)</w:t>
+      </w:r>
+    </w:p>
+    <w:p>
+      <w:pPr>
+        <w:pStyle w:val="ListParagraph"/>
+        <w:numPr>
+          <w:ilvl w:val="1"/>
+          <w:numId w:val="1"/>
+        </w:numPr>
+        <w:rPr>
+          <w:lang w:val="en-US"/>
+        </w:rPr>
+      </w:pPr>
+      <w:r>
+        <w:rPr>
+          <w:lang w:val="en-US"/>
+        </w:rPr>
+        <w:t>4 people stated they appreciated how customizable the level was for them</w:t>
+      </w:r>
     </w:p>
     <w:p>
       <w:pPr>
@@ -1559,7 +1837,6 @@
         <w:rPr>
           <w:lang w:val="en-US"/>
         </w:rPr>
-        <w:lastRenderedPageBreak/>
         <w:t>Machine Learning (maybe?)</w:t>
       </w:r>
     </w:p>
@@ -1650,7 +1927,7 @@
         <w:rFonts w:ascii="Courier New" w:hAnsi="Courier New" w:cs="Courier New" w:hint="default"/>
       </w:rPr>
     </w:lvl>
-    <w:lvl w:ilvl="2" w:tplc="08090005" w:tentative="1">
+    <w:lvl w:ilvl="2" w:tplc="08090005">
       <w:start w:val="1"/>
       <w:numFmt w:val="bullet"/>
       <w:lvlText w:val=""/>
@@ -1662,7 +1939,7 @@
         <w:rFonts w:ascii="Wingdings" w:hAnsi="Wingdings" w:hint="default"/>
       </w:rPr>
     </w:lvl>
-    <w:lvl w:ilvl="3" w:tplc="08090001" w:tentative="1">
+    <w:lvl w:ilvl="3" w:tplc="08090001">
       <w:start w:val="1"/>
       <w:numFmt w:val="bullet"/>
       <w:lvlText w:val=""/>
@@ -1674,7 +1951,7 @@
         <w:rFonts w:ascii="Symbol" w:hAnsi="Symbol" w:hint="default"/>
       </w:rPr>
     </w:lvl>
-    <w:lvl w:ilvl="4" w:tplc="08090003" w:tentative="1">
+    <w:lvl w:ilvl="4" w:tplc="08090003">
       <w:start w:val="1"/>
       <w:numFmt w:val="bullet"/>
       <w:lvlText w:val="o"/>

--- a/Documents/Notes for dissertation.docx
+++ b/Documents/Notes for dissertation.docx
@@ -1401,6 +1401,30 @@
           <w:lang w:val="en-US"/>
         </w:rPr>
       </w:pPr>
+      <w:r>
+        <w:rPr>
+          <w:lang w:val="en-US"/>
+        </w:rPr>
+        <w:t>14 users answered question 7</w:t>
+      </w:r>
+    </w:p>
+    <w:p>
+      <w:pPr>
+        <w:pStyle w:val="ListParagraph"/>
+        <w:numPr>
+          <w:ilvl w:val="0"/>
+          <w:numId w:val="1"/>
+        </w:numPr>
+        <w:rPr>
+          <w:lang w:val="en-US"/>
+        </w:rPr>
+      </w:pPr>
+      <w:r>
+        <w:rPr>
+          <w:lang w:val="en-US"/>
+        </w:rPr>
+        <w:t>13 users answered question 10</w:t>
+      </w:r>
     </w:p>
     <w:p>
       <w:pPr>
@@ -1491,7 +1515,14 @@
         <w:rPr>
           <w:lang w:val="en-US"/>
         </w:rPr>
-        <w:t>One stated that it could be more randomized when you max out each attribute, which suggests if every attribute is the same it should be randomized. However, this is actually the case based on how the algorithm works for the code. (rng is calculated by 1 + each attribute value for that topic, for example for rng for the platform size, it will 1 + each value for the size)</w:t>
+        <w:t xml:space="preserve">One stated that it could be more randomized when you max out each attribute, which suggests if every attribute is the same it should be randomized. However, this is actually the case based on how the algorithm works for the code. (rng is calculated by 1 + each attribute value </w:t>
+      </w:r>
+      <w:r>
+        <w:rPr>
+          <w:lang w:val="en-US"/>
+        </w:rPr>
+        <w:lastRenderedPageBreak/>
+        <w:t>for that topic, for example for rng for the platform size, it will 1 + each value for the size)</w:t>
       </w:r>
     </w:p>
     <w:p>
@@ -1509,7 +1540,6 @@
         <w:rPr>
           <w:lang w:val="en-US"/>
         </w:rPr>
-        <w:lastRenderedPageBreak/>
         <w:t>Three</w:t>
       </w:r>
       <w:r>
